--- a/docs/docx/modules.docx
+++ b/docs/docx/modules.docx
@@ -14,7 +14,7 @@
         <w:t xml:space="preserve">Modules</w:t>
       </w:r>
     </w:p>
-    <w:bookmarkStart w:id="22" w:name="short-modules"/>
+    <w:bookmarkStart w:id="23" w:name="short-modules"/>
     <w:p>
       <w:pPr>
         <w:pStyle w:val="Heading2"/>
@@ -59,12 +59,28 @@
           <w:rPr>
             <w:rStyle w:val="Hyperlink"/>
           </w:rPr>
+          <w:t xml:space="preserve">DNA Forensics</w:t>
+        </w:r>
+      </w:hyperlink>
+    </w:p>
+    <w:p>
+      <w:pPr>
+        <w:numPr>
+          <w:ilvl w:val="0"/>
+          <w:numId w:val="1001"/>
+        </w:numPr>
+      </w:pPr>
+      <w:hyperlink r:id="rId22">
+        <w:r>
+          <w:rPr>
+            <w:rStyle w:val="Hyperlink"/>
+          </w:rPr>
           <w:t xml:space="preserve">Gut Check: AI and Genomic Literature</w:t>
         </w:r>
       </w:hyperlink>
     </w:p>
-    <w:bookmarkEnd w:id="22"/>
-    <w:bookmarkStart w:id="29" w:name="lab-period-modules"/>
+    <w:bookmarkEnd w:id="23"/>
+    <w:bookmarkStart w:id="30" w:name="lab-period-modules"/>
     <w:p>
       <w:pPr>
         <w:pStyle w:val="Heading2"/>
@@ -88,7 +104,7 @@
           <w:numId w:val="1002"/>
         </w:numPr>
       </w:pPr>
-      <w:hyperlink r:id="rId23">
+      <w:hyperlink r:id="rId24">
         <w:r>
           <w:rPr>
             <w:rStyle w:val="Hyperlink"/>
@@ -104,7 +120,7 @@
           <w:numId w:val="1002"/>
         </w:numPr>
       </w:pPr>
-      <w:hyperlink r:id="rId24">
+      <w:hyperlink r:id="rId25">
         <w:r>
           <w:rPr>
             <w:rStyle w:val="Hyperlink"/>
@@ -120,7 +136,7 @@
           <w:numId w:val="1002"/>
         </w:numPr>
       </w:pPr>
-      <w:hyperlink r:id="rId25">
+      <w:hyperlink r:id="rId26">
         <w:r>
           <w:rPr>
             <w:rStyle w:val="Hyperlink"/>
@@ -136,7 +152,7 @@
           <w:numId w:val="1002"/>
         </w:numPr>
       </w:pPr>
-      <w:hyperlink r:id="rId26">
+      <w:hyperlink r:id="rId27">
         <w:r>
           <w:rPr>
             <w:rStyle w:val="Hyperlink"/>
@@ -152,7 +168,7 @@
           <w:numId w:val="1002"/>
         </w:numPr>
       </w:pPr>
-      <w:hyperlink r:id="rId27">
+      <w:hyperlink r:id="rId28">
         <w:r>
           <w:rPr>
             <w:rStyle w:val="Hyperlink"/>
@@ -168,7 +184,7 @@
           <w:numId w:val="1002"/>
         </w:numPr>
       </w:pPr>
-      <w:hyperlink r:id="rId28">
+      <w:hyperlink r:id="rId29">
         <w:r>
           <w:rPr>
             <w:rStyle w:val="Hyperlink"/>
@@ -177,8 +193,8 @@
         </w:r>
       </w:hyperlink>
     </w:p>
-    <w:bookmarkEnd w:id="29"/>
-    <w:bookmarkStart w:id="31" w:name="research-modules"/>
+    <w:bookmarkEnd w:id="30"/>
+    <w:bookmarkStart w:id="32" w:name="research-modules"/>
     <w:p>
       <w:pPr>
         <w:pStyle w:val="Heading2"/>
@@ -203,7 +219,7 @@
           <w:numId w:val="1003"/>
         </w:numPr>
       </w:pPr>
-      <w:hyperlink r:id="rId30">
+      <w:hyperlink r:id="rId31">
         <w:r>
           <w:rPr>
             <w:rStyle w:val="Hyperlink"/>
@@ -212,8 +228,8 @@
         </w:r>
       </w:hyperlink>
     </w:p>
-    <w:bookmarkEnd w:id="31"/>
-    <w:bookmarkStart w:id="33" w:name="other-modules"/>
+    <w:bookmarkEnd w:id="32"/>
+    <w:bookmarkStart w:id="34" w:name="other-modules"/>
     <w:p>
       <w:pPr>
         <w:pStyle w:val="Heading2"/>
@@ -238,7 +254,7 @@
           <w:numId w:val="1004"/>
         </w:numPr>
       </w:pPr>
-      <w:hyperlink r:id="rId32">
+      <w:hyperlink r:id="rId33">
         <w:r>
           <w:rPr>
             <w:rStyle w:val="Hyperlink"/>
@@ -247,7 +263,7 @@
         </w:r>
       </w:hyperlink>
     </w:p>
-    <w:bookmarkEnd w:id="33"/>
+    <w:bookmarkEnd w:id="34"/>
     <w:sectPr>
       <w:footnotePr>
         <w:numRestart w:val="eachSect"/>

--- a/docs/docx/modules.docx
+++ b/docs/docx/modules.docx
@@ -59,7 +59,7 @@
           <w:rPr>
             <w:rStyle w:val="Hyperlink"/>
           </w:rPr>
-          <w:t xml:space="preserve">DNA Forensics</w:t>
+          <w:t xml:space="preserve">Forensic Case Files: DNA Barcoding</w:t>
         </w:r>
       </w:hyperlink>
     </w:p>
@@ -125,7 +125,7 @@
           <w:rPr>
             <w:rStyle w:val="Hyperlink"/>
           </w:rPr>
-          <w:t xml:space="preserve">DNA Barcoding</w:t>
+          <w:t xml:space="preserve">DNA Barcoding: Forensic Investigators</w:t>
         </w:r>
       </w:hyperlink>
     </w:p>

--- a/docs/docx/modules.docx
+++ b/docs/docx/modules.docx
@@ -128,6 +128,48 @@
           <w:t xml:space="preserve">DNA Barcoding: Forensic Investigators</w:t>
         </w:r>
       </w:hyperlink>
+    </w:p>
+    <w:p>
+      <w:pPr>
+        <w:numPr>
+          <w:ilvl w:val="0"/>
+          <w:numId w:val="1002"/>
+        </w:numPr>
+      </w:pPr>
+      <w:r>
+        <w:t xml:space="preserve">DNA Fingerprinting (</w:t>
+      </w:r>
+      <w:r>
+        <w:rPr>
+          <w:i/>
+          <w:iCs/>
+        </w:rPr>
+        <w:t xml:space="preserve">coming soon!</w:t>
+      </w:r>
+      <w:r>
+        <w:t xml:space="preserve">)</w:t>
+      </w:r>
+    </w:p>
+    <w:p>
+      <w:pPr>
+        <w:numPr>
+          <w:ilvl w:val="0"/>
+          <w:numId w:val="1002"/>
+        </w:numPr>
+      </w:pPr>
+      <w:r>
+        <w:t xml:space="preserve">Escape Room: All of Us Research Bench (</w:t>
+      </w:r>
+      <w:r>
+        <w:rPr>
+          <w:i/>
+          <w:iCs/>
+        </w:rPr>
+        <w:t xml:space="preserve">coming soon!</w:t>
+      </w:r>
+      <w:r>
+        <w:t xml:space="preserve">)</w:t>
+      </w:r>
     </w:p>
     <w:p>
       <w:pPr>
